--- a/ky/discovery-articles/6.20 Телекөрсөтүү.docx
+++ b/ky/discovery-articles/6.20 Телекөрсөтүү.docx
@@ -4,580 +4,386 @@
   <w:body>
     <w:p>
       <w:pPr>
-        <w:keepNext/>
-        <w:spacing w:before="280" w:after="120"/>
+        <w:pStyle w:val="Title"/>
+        <w:widowControl/>
       </w:pPr>
       <w:r>
-        <w:rPr>
-          <w:rFonts w:ascii="Calibri" w:hAnsi="Calibri" w:eastAsia="Calibri"/>
-          <w:b/>
-          <w:i w:val="0"/>
-          <w:color w:val="004E8C"/>
-          <w:sz w:val="44"/>
-        </w:rPr>
         <w:t>6.20 Телекөрсөтүү</w:t>
       </w:r>
     </w:p>
     <w:p>
       <w:pPr>
-        <w:spacing w:after="80"/>
+        <w:keepNext/>
+        <w:widowControl/>
       </w:pPr>
       <w:r>
         <w:rPr>
-          <w:rFonts w:ascii="Calibri" w:hAnsi="Calibri" w:eastAsia="Calibri"/>
-          <w:b w:val="0"/>
-          <w:i/>
-          <w:color w:val="505050"/>
-          <w:sz w:val="22"/>
+          <w:sz w:val="20"/>
         </w:rPr>
         <w:t>6. Санарип технологиялар, космос жана байланыш</w:t>
       </w:r>
     </w:p>
     <w:p>
       <w:pPr>
-        <w:spacing w:after="200"/>
+        <w:keepNext/>
+        <w:widowControl/>
       </w:pPr>
       <w:r>
         <w:rPr>
-          <w:rFonts w:ascii="Calibri" w:hAnsi="Calibri" w:eastAsia="Calibri"/>
-          <w:b w:val="0"/>
-          <w:i/>
-          <w:sz w:val="22"/>
+          <w:sz w:val="20"/>
         </w:rPr>
-        <w:t>Мезгил: 1920–1930-жылдар чамасындагы тажрыйбалык берүүлөр; XX кылымдын ортосунда үй-бүлөлөргө массалык жайылышы | Негизги өкүлдөр: Жон Лоуги Бэрд; Фило Фарнсуорт; Владимир Зворыкин; көптөгөн телеберүү инженерлери жана стандартташтыруу уюмдары</w:t>
+        <w:t>Мезгил: 1920–1930-жылдардагы тажрыйбалык берүүлөр; XX кылымдын ортосунда үйгө жапырт таралуу | Негизги салым кошкондор: Жон Лоуги Бэрд; Фило Фарнсуорт; Владимир Зворыкин; көптөгөн берүү инженерлери жана стандарт уюмдары</w:t>
       </w:r>
     </w:p>
     <w:p>
       <w:pPr>
-        <w:spacing w:after="160" w:line="276" w:lineRule="auto"/>
+        <w:widowControl/>
       </w:pPr>
       <w:r>
-        <w:rPr>
-          <w:rFonts w:ascii="Calibri" w:hAnsi="Calibri" w:eastAsia="Calibri"/>
-          <w:b w:val="0"/>
-          <w:i w:val="0"/>
-          <w:sz w:val="22"/>
-        </w:rPr>
-        <w:t>Телекөрсөтүү кыймылдуу сүрөт менен үндү бир учурда көптөгөн кабылдагычка жеткирет. Ал жаңылыкты, спортту жана драманы үй-бүлө чогуу көргөн маданиятты түздү; кийин интернет аны жок кылбастан, жаңы формада улантты.</w:t>
+        <w:t>Телекөрсөтүү кыймылдуу сүрөт менен үндү бир убакта көп кабылдагычка жеткирет. Ал үйдө чогуу жаңылык, спорт жана драма көрүү маданиятын түзгөн. Кийин интернет ага кошулган, бирок аны толук өчүргөн эмес.</w:t>
       </w:r>
     </w:p>
     <w:p>
       <w:pPr>
-        <w:keepNext/>
-        <w:spacing w:before="240" w:after="120"/>
+        <w:pStyle w:val="Heading1"/>
+        <w:widowControl/>
       </w:pPr>
       <w:r>
-        <w:rPr>
-          <w:rFonts w:ascii="Calibri" w:hAnsi="Calibri" w:eastAsia="Calibri"/>
-          <w:b/>
-          <w:i w:val="0"/>
-          <w:color w:val="004E8C"/>
-          <w:sz w:val="28"/>
-        </w:rPr>
-        <w:t>Негизги фактылар</w:t>
+        <w:t>Негизги маалыматтар</w:t>
       </w:r>
     </w:p>
     <w:p>
       <w:pPr>
         <w:pStyle w:val="ListBullet"/>
+        <w:widowControl/>
       </w:pPr>
       <w:r>
-        <w:rPr>
-          <w:rFonts w:ascii="Calibri" w:hAnsi="Calibri" w:eastAsia="Calibri"/>
-          <w:b w:val="0"/>
-          <w:i w:val="0"/>
-          <w:sz w:val="22"/>
-        </w:rPr>
-        <w:t>1920–1930-жылдары сүрөттү механикалык жана электрондук сапка бөлүү системалары атаандашкан</w:t>
+        <w:t>1920–1930-жылдары механикалык жана электрондук сканерлөө системалары атаандашкан.</w:t>
       </w:r>
     </w:p>
     <w:p>
       <w:pPr>
         <w:pStyle w:val="ListBullet"/>
+        <w:widowControl/>
       </w:pPr>
       <w:r>
-        <w:rPr>
-          <w:rFonts w:ascii="Calibri" w:hAnsi="Calibri" w:eastAsia="Calibri"/>
-          <w:b w:val="0"/>
-          <w:i w:val="0"/>
-          <w:sz w:val="22"/>
-        </w:rPr>
-        <w:t>Фило Фарнсуорт менен Владимир Зворыкин электрондук телекөрсөтүүнүн негизги иштеп чыгуучуларынын арасында болгон</w:t>
+        <w:t>Фило Фарнсуорт менен Владимир Зворыкин электрондук телекөрсөтүүнүн негизги өкүлдөрүнүн катарында.</w:t>
       </w:r>
     </w:p>
     <w:p>
       <w:pPr>
         <w:pStyle w:val="ListBullet"/>
+        <w:widowControl/>
       </w:pPr>
       <w:r>
-        <w:rPr>
-          <w:rFonts w:ascii="Calibri" w:hAnsi="Calibri" w:eastAsia="Calibri"/>
-          <w:b w:val="0"/>
-          <w:i w:val="0"/>
-          <w:sz w:val="22"/>
-        </w:rPr>
-        <w:t>Туруктуу коомдук телеберүүлөр Экинчи дүйнөлүк согуштун алдында жана андан кийин кеңейген</w:t>
+        <w:t>Туруктуу коомдук берүүлөр Экинчи дүйнөлүк согушка чейин жана кийин кеңейген.</w:t>
       </w:r>
     </w:p>
     <w:p>
       <w:pPr>
         <w:pStyle w:val="ListBullet"/>
+        <w:widowControl/>
       </w:pPr>
       <w:r>
-        <w:rPr>
-          <w:rFonts w:ascii="Calibri" w:hAnsi="Calibri" w:eastAsia="Calibri"/>
-          <w:b w:val="0"/>
-          <w:i w:val="0"/>
-          <w:sz w:val="22"/>
-        </w:rPr>
-        <w:t>Түстүү берүү стандарттары менен спутниктер телеберүүнүн аймагын жана мазмунун байыткан</w:t>
+        <w:t>Түс стандарттары жана спутниктер камтууну жана байлыкты өстүргөн.</w:t>
       </w:r>
     </w:p>
     <w:p>
       <w:pPr>
         <w:pStyle w:val="ListBullet"/>
+        <w:widowControl/>
       </w:pPr>
       <w:r>
-        <w:rPr>
-          <w:rFonts w:ascii="Calibri" w:hAnsi="Calibri" w:eastAsia="Calibri"/>
-          <w:b w:val="0"/>
-          <w:i w:val="0"/>
-          <w:sz w:val="22"/>
-        </w:rPr>
-        <w:t>Телекөрсөтүү ондогон жыл бою көп өлкөдөгү негизги массалык маалымат каражаты болгон</w:t>
+        <w:t>Көп өлкөдө телекөрсөтүү ондогон жыл башкы массалык маалымат каражаты болгон.</w:t>
       </w:r>
     </w:p>
     <w:p>
       <w:pPr>
-        <w:keepNext/>
-        <w:spacing w:before="240" w:after="120"/>
+        <w:pStyle w:val="Heading1"/>
+        <w:widowControl/>
       </w:pPr>
       <w:r>
-        <w:rPr>
-          <w:rFonts w:ascii="Calibri" w:hAnsi="Calibri" w:eastAsia="Calibri"/>
-          <w:b/>
-          <w:i w:val="0"/>
-          <w:color w:val="004E8C"/>
-          <w:sz w:val="28"/>
-        </w:rPr>
-        <w:t>Бул эмне</w:t>
+        <w:t>Бул эмне?</w:t>
       </w:r>
     </w:p>
     <w:p>
       <w:pPr>
-        <w:spacing w:after="160" w:line="276" w:lineRule="auto"/>
+        <w:widowControl/>
       </w:pPr>
       <w:r>
-        <w:rPr>
-          <w:rFonts w:ascii="Calibri" w:hAnsi="Calibri" w:eastAsia="Calibri"/>
-          <w:b w:val="0"/>
-          <w:i w:val="0"/>
-          <w:sz w:val="22"/>
-        </w:rPr>
-        <w:t>Телекөрсөтүү көрүнүштү электр сигналдарына айлантып, аны радио толкун же кабель аркылуу жөнөтөт да, алыстагы экранда үнү менен кошо кыймылдуу сүрөт кылып кайра түзөт. Алгачкы аппараттар электрон-нур түтүгүн колдонгон; кийин жалпак экрандар эмеректин көрүнүшүн өзгөрткөнү менен, бир булактан көп адамга жандуу сүрөт жеткирүү идеясы ошол бойдон калды. Программалардын убактысы, каналдар жана кийин талап боюнча көрүлүүчү жыйнактар мазмунду иреттейт. Жөнөкөй айтканда, телекөрсөтүү — бүтүндөй өлкөгө сүрөт менен сүйлөгөн үй очогу.</w:t>
+        <w:t>Телекөрсөтүү көрүнүштү электр сигналына айландырып, радио же кабель менен жөнөтөт да, алыскы экранда кыймылдуу сүрөт жана үн кылып кайра түзөт. Алгачкы аппараттар электрон-нур түтүгүн колдонгон; кийин жалпак панель эмеректин формасын өзгөрткөн, бирок көп адамга түз сүрөт жеткирүү идеясын сактаган. Жадыбал, канал жана кийин каалаганда көрүү китепканалары келген мазмунду уюштурат. Бул бүт өлкөгө бир убакта сүрөт менен сүйлөгөн үй очогу сыяктуу.</w:t>
       </w:r>
     </w:p>
     <w:p>
       <w:pPr>
-        <w:keepNext/>
-        <w:spacing w:before="240" w:after="120"/>
+        <w:pStyle w:val="Heading1"/>
+        <w:widowControl/>
       </w:pPr>
       <w:r>
-        <w:rPr>
-          <w:rFonts w:ascii="Calibri" w:hAnsi="Calibri" w:eastAsia="Calibri"/>
-          <w:b/>
-          <w:i w:val="0"/>
-          <w:color w:val="004E8C"/>
-          <w:sz w:val="28"/>
-        </w:rPr>
-        <w:t>Аны ким ачкан же ойлоп тапкан</w:t>
+        <w:t xml:space="preserve">Ким ойлоп тапкан</w:t>
       </w:r>
     </w:p>
     <w:p>
       <w:pPr>
-        <w:spacing w:after="160" w:line="276" w:lineRule="auto"/>
+        <w:widowControl/>
       </w:pPr>
       <w:r>
-        <w:rPr>
-          <w:rFonts w:ascii="Calibri" w:hAnsi="Calibri" w:eastAsia="Calibri"/>
-          <w:b w:val="0"/>
-          <w:i w:val="0"/>
-          <w:sz w:val="22"/>
-        </w:rPr>
-        <w:t>Телекөрсөтүү көптөгөн лабораторияларда акырындык менен жаралган. Жон Лоуги Бэрд сүрөттү механикалык жол менен сапка бөлүүнү көрсөткөн; Фарнсуорт менен Зворыкин электрондук камераларды жана түтүктөрдү өнүктүргөн. Телерадио компаниялары, мамлекеттик почта жана байланыш мекемелери жалпы стандарттарды кабыл алган. Бир эле адамды ойлоп табуучу деп атоо туура эмес: бул каражат оптика, электроника жана коомдук мекемелердин катмарынан түзүлгөн.</w:t>
+        <w:t>Телекөрсөтүү көп лабораториядан чыккан. Жон Лоуги Бэрд механикалык сканерлөөнү көрсөткөн; Фарнсуорт менен Зворыкин электрондук камералар жана түтүктөрдү өнүктүргөн. Берүү компаниялары жана улуттук почта-байланыш мекемелери стандарт койгон. Бир ойлоп табуучуну атоо жаңылтат: каражат оптиканын, электрониканын жана мекемелердин бир нече катмарынан турат.</w:t>
       </w:r>
     </w:p>
     <w:p>
       <w:pPr>
-        <w:keepNext/>
-        <w:spacing w:before="240" w:after="120"/>
+        <w:pStyle w:val="Heading1"/>
+        <w:widowControl/>
       </w:pPr>
       <w:r>
-        <w:rPr>
-          <w:rFonts w:ascii="Calibri" w:hAnsi="Calibri" w:eastAsia="Calibri"/>
-          <w:b/>
-          <w:i w:val="0"/>
-          <w:color w:val="004E8C"/>
-          <w:sz w:val="28"/>
-        </w:rPr>
-        <w:t>Качан жана кантип пайда болгон</w:t>
+        <w:t>Качан жана кантип пайда болгон?</w:t>
       </w:r>
     </w:p>
     <w:p>
       <w:pPr>
-        <w:spacing w:after="160" w:line="276" w:lineRule="auto"/>
+        <w:widowControl/>
       </w:pPr>
       <w:r>
-        <w:rPr>
-          <w:rFonts w:ascii="Calibri" w:hAnsi="Calibri" w:eastAsia="Calibri"/>
-          <w:b w:val="0"/>
-          <w:i w:val="0"/>
-          <w:sz w:val="22"/>
-        </w:rPr>
-        <w:t>1920-жылдардын аягындагы жана 1930-жылдардагы тажрыйбалык берүүлөр идеянын иштей турганын далилдеди; согуштан кийинки экономикалык өсүш өнөр жайлуу өлкөлөрдүн конок бөлмөлөрүн телевизорго толтурду. XX кылымдын экинчи жарымында түстүү көрсөтүү, UHF, кабель жана спутник каналдардын санын жана сапатын көбөйттү. Андан кийин санарип кысуу жана жалпак экрандар пайда болду. Бүгүн агымдык колдонмолор интернет аркылуу иштесе да, ошол эле коомдук адатты улантат: ар башка жерде туруп, бир нерсени чогуу көрүү.</w:t>
+        <w:t>1920-жылдардын аягы жана 1930-жылдардагы тажрыйбалык берүүлөр идеяны далилдеген. Согуштан кийинки бакубатчылык аппаратты өнөр жай өлкөлөрүнүн үйлөрүнө киргизген. Түс, ультражогорку жыштыктагы UHF берүүлөрү, кабель жана спутник XX кылымдын аягына чейин тандоону кеңейткен. Санарип кысуу жана жалпак экран артынан келген. Азыр агымдык тиркемелер интернет менен жүрсө да, бир жерде отурбай бирге көрүү адатын улантат.</w:t>
       </w:r>
     </w:p>
     <w:p>
       <w:pPr>
-        <w:keepNext/>
-        <w:spacing w:before="240" w:after="120"/>
+        <w:pStyle w:val="Heading1"/>
+        <w:widowControl/>
       </w:pPr>
       <w:r>
-        <w:rPr>
-          <w:rFonts w:ascii="Calibri" w:hAnsi="Calibri" w:eastAsia="Calibri"/>
-          <w:b/>
-          <w:i w:val="0"/>
-          <w:color w:val="004E8C"/>
-          <w:sz w:val="28"/>
-        </w:rPr>
-        <w:t>Илимий жактан мааниси</w:t>
+        <w:t>Илим үчүн мааниси</w:t>
       </w:r>
     </w:p>
     <w:p>
       <w:pPr>
-        <w:spacing w:after="160" w:line="276" w:lineRule="auto"/>
+        <w:widowControl/>
       </w:pPr>
       <w:r>
-        <w:rPr>
-          <w:rFonts w:ascii="Calibri" w:hAnsi="Calibri" w:eastAsia="Calibri"/>
-          <w:b w:val="0"/>
-          <w:i w:val="0"/>
-          <w:sz w:val="22"/>
-        </w:rPr>
-        <w:t>Телекөрсөтүү электрон-нур физикасын, радио жыштык спектрин башкарууну жана өткөрүү жөндөмү тууралуу маалымат теориясын алдыга жылдырды. Саптар менен кадрларды шайкеш келтирүү өтө так убакытты талап кылат. Түстү коддоо жана кийинки санарип кодектер адамдын көрүү өзгөчөлүктөрүнө негизделген колдонмо математикага таянат. Студиялар жарык берүү менен сигналдын тазалыгын изилдеген лабораторияга айланды. Массалык жандуу видео оюн-зоок болуудан мурда чоң инженердик жетишкендик болуп саналат.</w:t>
+        <w:t>Телекөрсөтүү электрон-нур физикасын, радио спектр инженериясын жана өткөрүм тууралуу маалымат теориясын өнүктүргөн. Сап менен кадрды шайкештөө так убакытты талап кылат. Түстү коддоо, кийин маалыматты кысуучу санарип кодектер — кабыл алуунун колдонмо математикасы. Студиялар жарык жана сигналдын бузулбашы боюнча лаборатория болгон. Чыныгы убакыттагы массалык видео көңүл ачуудан мурда инженердик жетишкендик.</w:t>
       </w:r>
     </w:p>
     <w:p>
       <w:pPr>
-        <w:keepNext/>
-        <w:spacing w:before="240" w:after="120"/>
+        <w:pStyle w:val="Heading1"/>
+        <w:widowControl/>
       </w:pPr>
       <w:r>
-        <w:rPr>
-          <w:rFonts w:ascii="Calibri" w:hAnsi="Calibri" w:eastAsia="Calibri"/>
-          <w:b/>
-          <w:i w:val="0"/>
-          <w:color w:val="004E8C"/>
-          <w:sz w:val="28"/>
-        </w:rPr>
-        <w:t>Кийинки өнүгүүлөргө тийгизген таасири</w:t>
+        <w:t>Кийинки өнүгүүгө тийгизген таасири</w:t>
       </w:r>
     </w:p>
     <w:p>
       <w:pPr>
-        <w:spacing w:after="160" w:line="276" w:lineRule="auto"/>
+        <w:widowControl/>
       </w:pPr>
       <w:r>
-        <w:rPr>
-          <w:rFonts w:ascii="Calibri" w:hAnsi="Calibri" w:eastAsia="Calibri"/>
-          <w:b w:val="0"/>
-          <w:i w:val="0"/>
-          <w:sz w:val="22"/>
-        </w:rPr>
-        <w:t>Жарнама, саясат жана спорт телеберүүнүн убактысына жараша кайра уюшулду. Жаңылык агымы тездеди. Интернет аудиторияны бөлүп-жарганы менен, телекөрсөтүү калыптандырган көңүл буруу адаттарын мурастап алды. Жабык телекөрсөтүү менен медициналык сүрөттөө да экран технологиясынын туугандары. Телекамералар менен өткөргүчтөр түзгөн инфраструктура болбосо, кийинки видео платформалардын даяр үлгүсү болмок эмес.</w:t>
+        <w:t>Жарнама, саясат жана спорт берүү убактысына ылайык өзгөргөн. Жаңылык айлампасы тездетилген. Интернет аудиторияны бөлгөнү менен телекөрсөтүү үйрөткөн көңүл буруу адаттарын мурастаган. Жабык видеокөзөмөл жана медициналык сүрөттөөнүн экрандары тектеш. Камера менен өткөргүч инфраструктурасы болбосо, кийинки видео платформалардын үлгүсү жетишсиз болмок.</w:t>
       </w:r>
     </w:p>
     <w:p>
       <w:pPr>
-        <w:keepNext/>
-        <w:spacing w:before="240" w:after="120"/>
+        <w:pStyle w:val="Heading1"/>
+        <w:widowControl/>
       </w:pPr>
       <w:r>
-        <w:rPr>
-          <w:rFonts w:ascii="Calibri" w:hAnsi="Calibri" w:eastAsia="Calibri"/>
-          <w:b/>
-          <w:i w:val="0"/>
-          <w:color w:val="004E8C"/>
-          <w:sz w:val="28"/>
-        </w:rPr>
-        <w:t>Адамдардын жашоосун кантип өзгөрткөн</w:t>
+        <w:t>Адамдардын жашоосун кантип өзгөрткөн?</w:t>
       </w:r>
     </w:p>
     <w:p>
       <w:pPr>
-        <w:spacing w:after="160" w:line="276" w:lineRule="auto"/>
+        <w:widowControl/>
       </w:pPr>
       <w:r>
-        <w:rPr>
-          <w:rFonts w:ascii="Calibri" w:hAnsi="Calibri" w:eastAsia="Calibri"/>
-          <w:b w:val="0"/>
-          <w:i w:val="0"/>
-          <w:sz w:val="22"/>
-        </w:rPr>
-        <w:t>Кечки убакыт телепрограмманын жадыбалына ылайык уюшулуп, балдар жалпы каармандар менен чоңоюшту. Алыстагы согуштар жана Айга конуу кыймылдуу сүрөт түрүндө үйгө кирди. Сынчылар телекөрсөтүү адамды аракетсиз кылып, үгүткө жол ачат деп эскертишти; көрүүчүлөр болсо андан коомчулук жана кубаныч тапты. Жаркыраган куту, азыр болсо жаркыраган жалпак экран, көп адам үчүн күн сайын кең дүйнө менен алгач жолуккан жер бойдон калууда.</w:t>
+        <w:t>Кечтер программа убактысына ылайык уюшулуп, балдар жалпы каармандар менен чоңойгон. Алыскы согуштар жана Айга конуу үйгө кыймылдуу сүрөт болуп кирген. Сынчылар пассивдүүлүк менен үгүттөн сактандырса, көрүүчүлөр жамааттык сезим жана кубаныч тапкан. Жаркыраган куту, азыр панель, көп адамдын күн сайын кеңири дүйнөгө биринчи жолугушуусу бойдон калат.</w:t>
       </w:r>
     </w:p>
     <w:p>
       <w:pPr>
-        <w:keepNext/>
-        <w:spacing w:before="240" w:after="120"/>
+        <w:pStyle w:val="Heading1"/>
+        <w:widowControl/>
       </w:pPr>
       <w:r>
-        <w:rPr>
-          <w:rFonts w:ascii="Calibri" w:hAnsi="Calibri" w:eastAsia="Calibri"/>
-          <w:b/>
-          <w:i w:val="0"/>
-          <w:color w:val="004E8C"/>
-          <w:sz w:val="28"/>
-        </w:rPr>
-        <w:t>Булактар жана шилтемелер</w:t>
+        <w:t>Булактар жана кошумча окуу</w:t>
       </w:r>
     </w:p>
     <w:p>
       <w:pPr>
-        <w:keepNext/>
-        <w:spacing w:before="240" w:after="120"/>
+        <w:pStyle w:val="Heading2"/>
+        <w:widowControl/>
       </w:pPr>
       <w:r>
         <w:rPr>
-          <w:rFonts w:ascii="Calibri" w:hAnsi="Calibri" w:eastAsia="Calibri"/>
-          <w:b/>
-          <w:i w:val="0"/>
-          <w:color w:val="004E8C"/>
-          <w:sz w:val="24"/>
+          <w:sz w:val="20"/>
         </w:rPr>
-        <w:t>A. Китептер жана негизги илимий эмгектер</w:t>
+        <w:t>Китептер жана негизги илимий эмгектер</w:t>
       </w:r>
     </w:p>
     <w:p>
       <w:pPr>
-        <w:spacing w:after="80"/>
-        <w:ind w:left="360"/>
+        <w:widowControl/>
       </w:pPr>
       <w:r>
         <w:rPr>
-          <w:rFonts w:ascii="Calibri" w:hAnsi="Calibri" w:eastAsia="Calibri"/>
-          <w:b w:val="0"/>
-          <w:i w:val="0"/>
-          <w:sz w:val="22"/>
+          <w:sz w:val="20"/>
         </w:rPr>
         <w:t>1. Barnouw, Erik. Tube of Plenty: The Evolution of American Television. 2nd ed. New York: Oxford University Press, 1990.</w:t>
       </w:r>
     </w:p>
     <w:p>
       <w:pPr>
-        <w:keepNext/>
-        <w:spacing w:before="240" w:after="120"/>
+        <w:pStyle w:val="Heading2"/>
+        <w:widowControl/>
       </w:pPr>
       <w:r>
         <w:rPr>
-          <w:rFonts w:ascii="Calibri" w:hAnsi="Calibri" w:eastAsia="Calibri"/>
-          <w:b/>
-          <w:i w:val="0"/>
-          <w:color w:val="004E8C"/>
-          <w:sz w:val="24"/>
+          <w:sz w:val="20"/>
         </w:rPr>
-        <w:t>C. Мекемелердин материалдары жана энциклопедиялык булактар</w:t>
+        <w:t>Уюмдардын жана энциклопедиялардын материалдары</w:t>
       </w:r>
     </w:p>
     <w:p>
       <w:pPr>
-        <w:spacing w:after="80"/>
-        <w:ind w:left="360"/>
+        <w:widowControl/>
       </w:pPr>
       <w:r>
         <w:rPr>
-          <w:rFonts w:ascii="Calibri" w:hAnsi="Calibri" w:eastAsia="Calibri"/>
-          <w:b w:val="0"/>
-          <w:i w:val="0"/>
-          <w:sz w:val="22"/>
+          <w:sz w:val="20"/>
         </w:rPr>
-        <w:t>1. Encyclopaedia Britannica. «Телекөрсөтүү».</w:t>
-      </w:r>
-      <w:r>
-        <w:rPr>
-          <w:rFonts w:ascii="Calibri" w:hAnsi="Calibri" w:eastAsia="Calibri"/>
-          <w:b w:val="0"/>
-          <w:i w:val="0"/>
-          <w:sz w:val="22"/>
-        </w:rPr>
-        <w:t xml:space="preserve"> </w:t>
+        <w:t xml:space="preserve">1. Encyclopaedia Britannica. 'Television.' </w:t>
       </w:r>
       <w:hyperlink r:id="rId9">
         <w:r>
           <w:rPr>
-            <w:rFonts w:ascii="Calibri" w:hAnsi="Calibri" w:eastAsia="Calibri"/>
-            <w:b w:val="0"/>
-            <w:i w:val="0"/>
-            <w:sz w:val="22"/>
-            <w:color w:val="0563C1"/>
-            <w:u w:val="single"/>
+            <w:sz w:val="20"/>
           </w:rPr>
           <w:t>https://www.britannica.com/technology/television-technology</w:t>
         </w:r>
       </w:hyperlink>
+      <w:r>
+        <w:rPr>
+          <w:sz w:val="20"/>
+        </w:rPr>
+      </w:r>
     </w:p>
     <w:p>
       <w:pPr>
-        <w:spacing w:after="80"/>
-        <w:ind w:left="360"/>
+        <w:widowControl/>
       </w:pPr>
       <w:r>
         <w:rPr>
-          <w:rFonts w:ascii="Calibri" w:hAnsi="Calibri" w:eastAsia="Calibri"/>
-          <w:b w:val="0"/>
-          <w:i w:val="0"/>
-          <w:sz w:val="22"/>
+          <w:sz w:val="20"/>
         </w:rPr>
-        <w:t>2. Encyclopaedia Britannica. «Фило Фарнсуорт».</w:t>
-      </w:r>
-      <w:r>
-        <w:rPr>
-          <w:rFonts w:ascii="Calibri" w:hAnsi="Calibri" w:eastAsia="Calibri"/>
-          <w:b w:val="0"/>
-          <w:i w:val="0"/>
-          <w:sz w:val="22"/>
-        </w:rPr>
-        <w:t xml:space="preserve"> </w:t>
+        <w:t xml:space="preserve">2. Encyclopaedia Britannica. 'Philo Farnsworth.' </w:t>
       </w:r>
       <w:hyperlink r:id="rId10">
         <w:r>
           <w:rPr>
-            <w:rFonts w:ascii="Calibri" w:hAnsi="Calibri" w:eastAsia="Calibri"/>
-            <w:b w:val="0"/>
-            <w:i w:val="0"/>
-            <w:sz w:val="22"/>
-            <w:color w:val="0563C1"/>
-            <w:u w:val="single"/>
+            <w:sz w:val="20"/>
           </w:rPr>
           <w:t>https://www.britannica.com/biography/Philo-Farnsworth</w:t>
         </w:r>
       </w:hyperlink>
-    </w:p>
-    <w:p>
-      <w:pPr>
-        <w:keepNext/>
-        <w:spacing w:before="240" w:after="120"/>
-      </w:pPr>
       <w:r>
         <w:rPr>
-          <w:rFonts w:ascii="Calibri" w:hAnsi="Calibri" w:eastAsia="Calibri"/>
-          <w:b/>
-          <w:i w:val="0"/>
-          <w:color w:val="004E8C"/>
-          <w:sz w:val="24"/>
+          <w:sz w:val="20"/>
         </w:rPr>
-        <w:t>D. Музейлердин, архивдердин жана китепканалардын материалдары</w:t>
       </w:r>
     </w:p>
     <w:p>
       <w:pPr>
-        <w:spacing w:after="80"/>
-        <w:ind w:left="360"/>
+        <w:pStyle w:val="Heading2"/>
+        <w:widowControl/>
       </w:pPr>
       <w:r>
         <w:rPr>
-          <w:rFonts w:ascii="Calibri" w:hAnsi="Calibri" w:eastAsia="Calibri"/>
-          <w:b w:val="0"/>
-          <w:i w:val="0"/>
-          <w:sz w:val="22"/>
+          <w:sz w:val="20"/>
         </w:rPr>
-        <w:t>1. Science Museum (London). Телекөрсөтүү жана телерадио технологиясы тууралуу материалдар.</w:t>
+        <w:t>Музейлердин, архивдердин жана китепканалардын материалдары</w:t>
       </w:r>
+    </w:p>
+    <w:p>
+      <w:pPr>
+        <w:widowControl/>
+      </w:pPr>
       <w:r>
         <w:rPr>
-          <w:rFonts w:ascii="Calibri" w:hAnsi="Calibri" w:eastAsia="Calibri"/>
-          <w:b w:val="0"/>
-          <w:i w:val="0"/>
-          <w:sz w:val="22"/>
+          <w:sz w:val="20"/>
         </w:rPr>
-        <w:t xml:space="preserve"> </w:t>
+        <w:t xml:space="preserve">1. Science Museum (London). Television and broadcast technology stories. </w:t>
       </w:r>
       <w:hyperlink r:id="rId11">
         <w:r>
           <w:rPr>
-            <w:rFonts w:ascii="Calibri" w:hAnsi="Calibri" w:eastAsia="Calibri"/>
-            <w:b w:val="0"/>
-            <w:i w:val="0"/>
-            <w:sz w:val="22"/>
-            <w:color w:val="0563C1"/>
-            <w:u w:val="single"/>
+            <w:sz w:val="20"/>
           </w:rPr>
           <w:t>https://www.sciencemuseum.org.uk/objects-and-stories</w:t>
         </w:r>
       </w:hyperlink>
-    </w:p>
-    <w:p>
-      <w:pPr>
-        <w:keepNext/>
-        <w:spacing w:before="240" w:after="120"/>
-      </w:pPr>
       <w:r>
         <w:rPr>
-          <w:rFonts w:ascii="Calibri" w:hAnsi="Calibri" w:eastAsia="Calibri"/>
-          <w:b/>
-          <w:i w:val="0"/>
-          <w:color w:val="004E8C"/>
-          <w:sz w:val="24"/>
+          <w:sz w:val="20"/>
         </w:rPr>
-        <w:t>J. Басма сөз, илимий-популярдуу жана жалпы маалымат булактары</w:t>
       </w:r>
     </w:p>
     <w:p>
       <w:pPr>
-        <w:spacing w:after="80"/>
-        <w:ind w:left="360"/>
+        <w:pStyle w:val="Heading2"/>
+        <w:widowControl/>
       </w:pPr>
       <w:r>
         <w:rPr>
-          <w:rFonts w:ascii="Calibri" w:hAnsi="Calibri" w:eastAsia="Calibri"/>
-          <w:b w:val="0"/>
-          <w:i w:val="0"/>
-          <w:sz w:val="22"/>
+          <w:sz w:val="20"/>
         </w:rPr>
-        <w:t>1. Smithsonian Magazine. Телекөрсөтүүнүн ойлоп табылышы жана маданий таасири тууралуу материал.</w:t>
+        <w:t>Басма сөз, илимий-популярдуу жана маалымдама материалдар</w:t>
       </w:r>
+    </w:p>
+    <w:p>
+      <w:pPr>
+        <w:widowControl/>
+      </w:pPr>
       <w:r>
         <w:rPr>
-          <w:rFonts w:ascii="Calibri" w:hAnsi="Calibri" w:eastAsia="Calibri"/>
-          <w:b w:val="0"/>
-          <w:i w:val="0"/>
-          <w:sz w:val="22"/>
+          <w:sz w:val="20"/>
         </w:rPr>
-        <w:t xml:space="preserve"> </w:t>
+        <w:t xml:space="preserve">1. Smithsonian Magazine. Features on the invention and cultural impact of television. </w:t>
       </w:r>
       <w:hyperlink r:id="rId12">
         <w:r>
           <w:rPr>
-            <w:rFonts w:ascii="Calibri" w:hAnsi="Calibri" w:eastAsia="Calibri"/>
-            <w:b w:val="0"/>
-            <w:i w:val="0"/>
-            <w:sz w:val="22"/>
-            <w:color w:val="0563C1"/>
-            <w:u w:val="single"/>
+            <w:sz w:val="20"/>
           </w:rPr>
           <w:t>https://www.smithsonianmag.com/innovation/how-television-invented-180963294/</w:t>
         </w:r>
       </w:hyperlink>
+      <w:r>
+        <w:rPr>
+          <w:sz w:val="20"/>
+        </w:rPr>
+      </w:r>
     </w:p>
     <w:sectPr>
-      <w:pgSz w:w="12240" w:h="15840"/>
-      <w:pgMar w:top="1296" w:right="1440" w:bottom="1296" w:left="1440" w:header="720" w:footer="720" w:gutter="0"/>
+      <w:footerReference w:type="default" r:id="rId13"/>
+      <w:pgSz w:w="11906" w:h="16838"/>
+      <w:pgMar w:top="1020" w:right="1134" w:bottom="1020" w:left="1134" w:header="720" w:footer="720" w:gutter="0"/>
       <w:cols w:space="720"/>
       <w:docGrid w:linePitch="360"/>
     </w:sectPr>
   </w:body>
 </w:document>
+</file>
+
+<file path=word/footer1.xml><?xml version="1.0" encoding="utf-8"?>
+<w:ftr xmlns:m="http://schemas.openxmlformats.org/officeDocument/2006/math" xmlns:mc="http://schemas.openxmlformats.org/markup-compatibility/2006" xmlns:mo="http://schemas.microsoft.com/office/mac/office/2008/main" xmlns:mv="urn:schemas-microsoft-com:mac:vml" xmlns:o="urn:schemas-microsoft-com:office:office" xmlns:r="http://schemas.openxmlformats.org/officeDocument/2006/relationships" xmlns:v="urn:schemas-microsoft-com:vml" xmlns:w10="urn:schemas-microsoft-com:office:word" xmlns:w14="http://schemas.microsoft.com/office/word/2010/wordml" xmlns:w="http://schemas.openxmlformats.org/wordprocessingml/2006/main" xmlns:wne="http://schemas.microsoft.com/office/word/2006/wordml" xmlns:wp14="http://schemas.microsoft.com/office/word/2010/wordprocessingDrawing" xmlns:wp="http://schemas.openxmlformats.org/drawingml/2006/wordprocessingDrawing" xmlns:wpc="http://schemas.microsoft.com/office/word/2010/wordprocessingCanvas" xmlns:wpg="http://schemas.microsoft.com/office/word/2010/wordprocessingGroup" xmlns:wpi="http://schemas.microsoft.com/office/word/2010/wordprocessingInk" xmlns:wps="http://schemas.microsoft.com/office/word/2010/wordprocessingShape" mc:Ignorable="w14 wp14">
+  <w:p>
+    <w:pPr>
+      <w:pStyle w:val="Footer"/>
+      <w:jc w:val="right"/>
+    </w:pPr>
+    <w:fldSimple w:instr="PAGE"/>
+  </w:p>
+</w:ftr>
 </file>
 
 <file path=word/numbering.xml><?xml version="1.0" encoding="utf-8"?>
@@ -788,7 +594,7 @@
   <w:docDefaults>
     <w:rPrDefault>
       <w:rPr>
-        <w:rFonts w:asciiTheme="minorHAnsi" w:eastAsiaTheme="minorEastAsia" w:hAnsiTheme="minorHAnsi" w:cstheme="minorBidi"/>
+        <w:rFonts/>
         <w:sz w:val="22"/>
         <w:szCs w:val="22"/>
         <w:lang w:val="en-US" w:eastAsia="en-US" w:bidi="ar-SA"/>
@@ -943,6 +749,15 @@
     <w:name w:val="Normal"/>
     <w:qFormat/>
     <w:rsid w:val="00FC693F"/>
+    <w:pPr>
+      <w:spacing w:after="120" w:line="259" w:lineRule="auto"/>
+    </w:pPr>
+    <w:rPr>
+      <w:rFonts w:ascii="Times New Roman" w:hAnsi="Times New Roman"/>
+      <w:color w:val="000000"/>
+      <w:sz w:val="24"/>
+      <w:lang w:val="ky-KG"/>
+    </w:rPr>
   </w:style>
   <w:style w:type="paragraph" w:styleId="Header">
     <w:name w:val="header"/>
@@ -999,16 +814,17 @@
     <w:pPr>
       <w:keepNext/>
       <w:keepLines/>
-      <w:spacing w:before="480" w:after="0"/>
+      <w:spacing w:before="480" w:after="120" w:line="259" w:lineRule="auto"/>
       <w:outlineLvl w:val="0"/>
     </w:pPr>
     <w:rPr>
-      <w:rFonts w:asciiTheme="majorHAnsi" w:eastAsiaTheme="majorEastAsia" w:hAnsiTheme="majorHAnsi" w:cstheme="majorBidi"/>
+      <w:rFonts w:ascii="Times New Roman" w:hAnsi="Times New Roman"/>
       <w:b/>
       <w:bCs/>
-      <w:color w:val="365F91" w:themeColor="accent1" w:themeShade="BF"/>
-      <w:sz w:val="28"/>
+      <w:color w:val="000000"/>
+      <w:sz w:val="26"/>
       <w:szCs w:val="28"/>
+      <w:lang w:val="ky-KG"/>
     </w:rPr>
   </w:style>
   <w:style w:type="paragraph" w:styleId="Heading2">
@@ -1023,16 +839,17 @@
     <w:pPr>
       <w:keepNext/>
       <w:keepLines/>
-      <w:spacing w:before="200" w:after="0"/>
+      <w:spacing w:before="200" w:after="120" w:line="259" w:lineRule="auto"/>
       <w:outlineLvl w:val="1"/>
     </w:pPr>
     <w:rPr>
-      <w:rFonts w:asciiTheme="majorHAnsi" w:eastAsiaTheme="majorEastAsia" w:hAnsiTheme="majorHAnsi" w:cstheme="majorBidi"/>
+      <w:rFonts w:ascii="Times New Roman" w:hAnsi="Times New Roman"/>
       <w:b/>
       <w:bCs/>
-      <w:color w:val="4F81BD" w:themeColor="accent1"/>
+      <w:color w:val="000000"/>
       <w:sz w:val="26"/>
       <w:szCs w:val="26"/>
+      <w:lang w:val="ky-KG"/>
     </w:rPr>
   </w:style>
   <w:style w:type="paragraph" w:styleId="Heading3">
@@ -1051,7 +868,7 @@
       <w:outlineLvl w:val="2"/>
     </w:pPr>
     <w:rPr>
-      <w:rFonts w:asciiTheme="majorHAnsi" w:eastAsiaTheme="majorEastAsia" w:hAnsiTheme="majorHAnsi" w:cstheme="majorBidi"/>
+      <w:rFonts/>
       <w:b/>
       <w:bCs/>
       <w:color w:val="4F81BD" w:themeColor="accent1"/>
@@ -1074,7 +891,7 @@
       <w:outlineLvl w:val="3"/>
     </w:pPr>
     <w:rPr>
-      <w:rFonts w:asciiTheme="majorHAnsi" w:eastAsiaTheme="majorEastAsia" w:hAnsiTheme="majorHAnsi" w:cstheme="majorBidi"/>
+      <w:rFonts/>
       <w:b/>
       <w:bCs/>
       <w:i/>
@@ -1099,7 +916,7 @@
       <w:outlineLvl w:val="4"/>
     </w:pPr>
     <w:rPr>
-      <w:rFonts w:asciiTheme="majorHAnsi" w:eastAsiaTheme="majorEastAsia" w:hAnsiTheme="majorHAnsi" w:cstheme="majorBidi"/>
+      <w:rFonts/>
       <w:color w:val="243F60" w:themeColor="accent1" w:themeShade="7F"/>
     </w:rPr>
   </w:style>
@@ -1120,7 +937,7 @@
       <w:outlineLvl w:val="5"/>
     </w:pPr>
     <w:rPr>
-      <w:rFonts w:asciiTheme="majorHAnsi" w:eastAsiaTheme="majorEastAsia" w:hAnsiTheme="majorHAnsi" w:cstheme="majorBidi"/>
+      <w:rFonts/>
       <w:i/>
       <w:iCs/>
       <w:color w:val="243F60" w:themeColor="accent1" w:themeShade="7F"/>
@@ -1143,7 +960,7 @@
       <w:outlineLvl w:val="6"/>
     </w:pPr>
     <w:rPr>
-      <w:rFonts w:asciiTheme="majorHAnsi" w:eastAsiaTheme="majorEastAsia" w:hAnsiTheme="majorHAnsi" w:cstheme="majorBidi"/>
+      <w:rFonts/>
       <w:i/>
       <w:iCs/>
       <w:color w:val="404040" w:themeColor="text1" w:themeTint="BF"/>
@@ -1166,7 +983,7 @@
       <w:outlineLvl w:val="7"/>
     </w:pPr>
     <w:rPr>
-      <w:rFonts w:asciiTheme="majorHAnsi" w:eastAsiaTheme="majorEastAsia" w:hAnsiTheme="majorHAnsi" w:cstheme="majorBidi"/>
+      <w:rFonts/>
       <w:color w:val="4F81BD" w:themeColor="accent1"/>
       <w:sz w:val="20"/>
       <w:szCs w:val="20"/>
@@ -1189,7 +1006,7 @@
       <w:outlineLvl w:val="8"/>
     </w:pPr>
     <w:rPr>
-      <w:rFonts w:asciiTheme="majorHAnsi" w:eastAsiaTheme="majorEastAsia" w:hAnsiTheme="majorHAnsi" w:cstheme="majorBidi"/>
+      <w:rFonts/>
       <w:i/>
       <w:iCs/>
       <w:color w:val="404040" w:themeColor="text1" w:themeTint="BF"/>
@@ -1240,7 +1057,7 @@
     <w:uiPriority w:val="9"/>
     <w:rsid w:val="00FC693F"/>
     <w:rPr>
-      <w:rFonts w:asciiTheme="majorHAnsi" w:eastAsiaTheme="majorEastAsia" w:hAnsiTheme="majorHAnsi" w:cstheme="majorBidi"/>
+      <w:rFonts/>
       <w:b/>
       <w:bCs/>
       <w:color w:val="365F91" w:themeColor="accent1" w:themeShade="BF"/>
@@ -1255,7 +1072,7 @@
     <w:uiPriority w:val="9"/>
     <w:rsid w:val="00FC693F"/>
     <w:rPr>
-      <w:rFonts w:asciiTheme="majorHAnsi" w:eastAsiaTheme="majorEastAsia" w:hAnsiTheme="majorHAnsi" w:cstheme="majorBidi"/>
+      <w:rFonts/>
       <w:b/>
       <w:bCs/>
       <w:color w:val="4F81BD" w:themeColor="accent1"/>
@@ -1270,7 +1087,7 @@
     <w:uiPriority w:val="9"/>
     <w:rsid w:val="00FC693F"/>
     <w:rPr>
-      <w:rFonts w:asciiTheme="majorHAnsi" w:eastAsiaTheme="majorEastAsia" w:hAnsiTheme="majorHAnsi" w:cstheme="majorBidi"/>
+      <w:rFonts/>
       <w:b/>
       <w:bCs/>
       <w:color w:val="4F81BD" w:themeColor="accent1"/>
@@ -1285,19 +1102,17 @@
     <w:qFormat/>
     <w:rsid w:val="00FC693F"/>
     <w:pPr>
-      <w:pBdr>
-        <w:bottom w:val="single" w:sz="8" w:space="4" w:color="4F81BD" w:themeColor="accent1"/>
-      </w:pBdr>
-      <w:spacing w:after="300" w:line="240" w:lineRule="auto"/>
+      <w:spacing w:after="120" w:line="259" w:lineRule="auto"/>
       <w:contextualSpacing/>
     </w:pPr>
     <w:rPr>
-      <w:rFonts w:asciiTheme="majorHAnsi" w:eastAsiaTheme="majorEastAsia" w:hAnsiTheme="majorHAnsi" w:cstheme="majorBidi"/>
-      <w:color w:val="17365D" w:themeColor="text2" w:themeShade="BF"/>
+      <w:rFonts w:ascii="Times New Roman" w:hAnsi="Times New Roman"/>
+      <w:color w:val="000000"/>
       <w:spacing w:val="5"/>
       <w:kern w:val="28"/>
-      <w:sz w:val="52"/>
+      <w:sz w:val="40"/>
       <w:szCs w:val="52"/>
+      <w:lang w:val="ky-KG"/>
     </w:rPr>
   </w:style>
   <w:style w:type="character" w:customStyle="1" w:styleId="TitleChar">
@@ -1307,7 +1122,7 @@
     <w:uiPriority w:val="10"/>
     <w:rsid w:val="00FC693F"/>
     <w:rPr>
-      <w:rFonts w:asciiTheme="majorHAnsi" w:eastAsiaTheme="majorEastAsia" w:hAnsiTheme="majorHAnsi" w:cstheme="majorBidi"/>
+      <w:rFonts/>
       <w:color w:val="17365D" w:themeColor="text2" w:themeShade="BF"/>
       <w:spacing w:val="5"/>
       <w:kern w:val="28"/>
@@ -1329,7 +1144,7 @@
       </w:numPr>
     </w:pPr>
     <w:rPr>
-      <w:rFonts w:asciiTheme="majorHAnsi" w:eastAsiaTheme="majorEastAsia" w:hAnsiTheme="majorHAnsi" w:cstheme="majorBidi"/>
+      <w:rFonts/>
       <w:i/>
       <w:iCs/>
       <w:color w:val="4F81BD" w:themeColor="accent1"/>
@@ -1345,7 +1160,7 @@
     <w:uiPriority w:val="11"/>
     <w:rsid w:val="00FC693F"/>
     <w:rPr>
-      <w:rFonts w:asciiTheme="majorHAnsi" w:eastAsiaTheme="majorEastAsia" w:hAnsiTheme="majorHAnsi" w:cstheme="majorBidi"/>
+      <w:rFonts/>
       <w:i/>
       <w:iCs/>
       <w:color w:val="4F81BD" w:themeColor="accent1"/>
@@ -1470,8 +1285,15 @@
       <w:numPr>
         <w:numId w:val="1"/>
       </w:numPr>
+      <w:spacing w:after="120" w:line="259" w:lineRule="auto"/>
       <w:contextualSpacing/>
     </w:pPr>
+    <w:rPr>
+      <w:rFonts w:ascii="Times New Roman" w:hAnsi="Times New Roman"/>
+      <w:color w:val="000000"/>
+      <w:sz w:val="24"/>
+      <w:lang w:val="ky-KG"/>
+    </w:rPr>
   </w:style>
   <w:style w:type="paragraph" w:styleId="ListBullet2">
     <w:name w:val="List Bullet 2"/>
@@ -1643,7 +1465,7 @@
     <w:semiHidden/>
     <w:rsid w:val="00FC693F"/>
     <w:rPr>
-      <w:rFonts w:asciiTheme="majorHAnsi" w:eastAsiaTheme="majorEastAsia" w:hAnsiTheme="majorHAnsi" w:cstheme="majorBidi"/>
+      <w:rFonts/>
       <w:b/>
       <w:bCs/>
       <w:i/>
@@ -1659,7 +1481,7 @@
     <w:semiHidden/>
     <w:rsid w:val="00FC693F"/>
     <w:rPr>
-      <w:rFonts w:asciiTheme="majorHAnsi" w:eastAsiaTheme="majorEastAsia" w:hAnsiTheme="majorHAnsi" w:cstheme="majorBidi"/>
+      <w:rFonts/>
       <w:color w:val="243F60" w:themeColor="accent1" w:themeShade="7F"/>
     </w:rPr>
   </w:style>
@@ -1671,7 +1493,7 @@
     <w:semiHidden/>
     <w:rsid w:val="00FC693F"/>
     <w:rPr>
-      <w:rFonts w:asciiTheme="majorHAnsi" w:eastAsiaTheme="majorEastAsia" w:hAnsiTheme="majorHAnsi" w:cstheme="majorBidi"/>
+      <w:rFonts/>
       <w:i/>
       <w:iCs/>
       <w:color w:val="243F60" w:themeColor="accent1" w:themeShade="7F"/>
@@ -1685,7 +1507,7 @@
     <w:semiHidden/>
     <w:rsid w:val="00FC693F"/>
     <w:rPr>
-      <w:rFonts w:asciiTheme="majorHAnsi" w:eastAsiaTheme="majorEastAsia" w:hAnsiTheme="majorHAnsi" w:cstheme="majorBidi"/>
+      <w:rFonts/>
       <w:i/>
       <w:iCs/>
       <w:color w:val="404040" w:themeColor="text1" w:themeTint="BF"/>
@@ -1699,7 +1521,7 @@
     <w:semiHidden/>
     <w:rsid w:val="00FC693F"/>
     <w:rPr>
-      <w:rFonts w:asciiTheme="majorHAnsi" w:eastAsiaTheme="majorEastAsia" w:hAnsiTheme="majorHAnsi" w:cstheme="majorBidi"/>
+      <w:rFonts/>
       <w:color w:val="4F81BD" w:themeColor="accent1"/>
       <w:sz w:val="20"/>
       <w:szCs w:val="20"/>
@@ -1713,7 +1535,7 @@
     <w:semiHidden/>
     <w:rsid w:val="00FC693F"/>
     <w:rPr>
-      <w:rFonts w:asciiTheme="majorHAnsi" w:eastAsiaTheme="majorEastAsia" w:hAnsiTheme="majorHAnsi" w:cstheme="majorBidi"/>
+      <w:rFonts/>
       <w:i/>
       <w:iCs/>
       <w:color w:val="404040" w:themeColor="text1" w:themeTint="BF"/>
@@ -1772,9 +1594,6 @@
     <w:qFormat/>
     <w:rsid w:val="00FC693F"/>
     <w:pPr>
-      <w:pBdr>
-        <w:bottom w:val="single" w:sz="4" w:space="4" w:color="4F81BD" w:themeColor="accent1"/>
-      </w:pBdr>
       <w:spacing w:before="200" w:after="280"/>
       <w:ind w:left="936" w:right="936"/>
     </w:pPr>
@@ -3302,7 +3121,7 @@
         <w:spacing w:before="0" w:after="0" w:line="240" w:lineRule="auto"/>
       </w:pPr>
       <w:rPr>
-        <w:rFonts w:asciiTheme="majorHAnsi" w:eastAsiaTheme="majorEastAsia" w:hAnsiTheme="majorHAnsi" w:cstheme="majorBidi"/>
+        <w:rFonts/>
         <w:b/>
         <w:bCs/>
       </w:rPr>
@@ -3323,7 +3142,7 @@
         <w:spacing w:before="0" w:after="0" w:line="240" w:lineRule="auto"/>
       </w:pPr>
       <w:rPr>
-        <w:rFonts w:asciiTheme="majorHAnsi" w:eastAsiaTheme="majorEastAsia" w:hAnsiTheme="majorHAnsi" w:cstheme="majorBidi"/>
+        <w:rFonts/>
         <w:b/>
         <w:bCs/>
       </w:rPr>
@@ -3341,14 +3160,14 @@
     </w:tblStylePr>
     <w:tblStylePr w:type="firstCol">
       <w:rPr>
-        <w:rFonts w:asciiTheme="majorHAnsi" w:eastAsiaTheme="majorEastAsia" w:hAnsiTheme="majorHAnsi" w:cstheme="majorBidi"/>
+        <w:rFonts/>
         <w:b/>
         <w:bCs/>
       </w:rPr>
     </w:tblStylePr>
     <w:tblStylePr w:type="lastCol">
       <w:rPr>
-        <w:rFonts w:asciiTheme="majorHAnsi" w:eastAsiaTheme="majorEastAsia" w:hAnsiTheme="majorHAnsi" w:cstheme="majorBidi"/>
+        <w:rFonts/>
         <w:b/>
         <w:bCs/>
       </w:rPr>
@@ -3432,7 +3251,7 @@
         <w:spacing w:before="0" w:after="0" w:line="240" w:lineRule="auto"/>
       </w:pPr>
       <w:rPr>
-        <w:rFonts w:asciiTheme="majorHAnsi" w:eastAsiaTheme="majorEastAsia" w:hAnsiTheme="majorHAnsi" w:cstheme="majorBidi"/>
+        <w:rFonts/>
         <w:b/>
         <w:bCs/>
       </w:rPr>
@@ -3453,7 +3272,7 @@
         <w:spacing w:before="0" w:after="0" w:line="240" w:lineRule="auto"/>
       </w:pPr>
       <w:rPr>
-        <w:rFonts w:asciiTheme="majorHAnsi" w:eastAsiaTheme="majorEastAsia" w:hAnsiTheme="majorHAnsi" w:cstheme="majorBidi"/>
+        <w:rFonts/>
         <w:b/>
         <w:bCs/>
       </w:rPr>
@@ -3471,14 +3290,14 @@
     </w:tblStylePr>
     <w:tblStylePr w:type="firstCol">
       <w:rPr>
-        <w:rFonts w:asciiTheme="majorHAnsi" w:eastAsiaTheme="majorEastAsia" w:hAnsiTheme="majorHAnsi" w:cstheme="majorBidi"/>
+        <w:rFonts/>
         <w:b/>
         <w:bCs/>
       </w:rPr>
     </w:tblStylePr>
     <w:tblStylePr w:type="lastCol">
       <w:rPr>
-        <w:rFonts w:asciiTheme="majorHAnsi" w:eastAsiaTheme="majorEastAsia" w:hAnsiTheme="majorHAnsi" w:cstheme="majorBidi"/>
+        <w:rFonts/>
         <w:b/>
         <w:bCs/>
       </w:rPr>
@@ -3562,7 +3381,7 @@
         <w:spacing w:before="0" w:after="0" w:line="240" w:lineRule="auto"/>
       </w:pPr>
       <w:rPr>
-        <w:rFonts w:asciiTheme="majorHAnsi" w:eastAsiaTheme="majorEastAsia" w:hAnsiTheme="majorHAnsi" w:cstheme="majorBidi"/>
+        <w:rFonts/>
         <w:b/>
         <w:bCs/>
       </w:rPr>
@@ -3583,7 +3402,7 @@
         <w:spacing w:before="0" w:after="0" w:line="240" w:lineRule="auto"/>
       </w:pPr>
       <w:rPr>
-        <w:rFonts w:asciiTheme="majorHAnsi" w:eastAsiaTheme="majorEastAsia" w:hAnsiTheme="majorHAnsi" w:cstheme="majorBidi"/>
+        <w:rFonts/>
         <w:b/>
         <w:bCs/>
       </w:rPr>
@@ -3601,14 +3420,14 @@
     </w:tblStylePr>
     <w:tblStylePr w:type="firstCol">
       <w:rPr>
-        <w:rFonts w:asciiTheme="majorHAnsi" w:eastAsiaTheme="majorEastAsia" w:hAnsiTheme="majorHAnsi" w:cstheme="majorBidi"/>
+        <w:rFonts/>
         <w:b/>
         <w:bCs/>
       </w:rPr>
     </w:tblStylePr>
     <w:tblStylePr w:type="lastCol">
       <w:rPr>
-        <w:rFonts w:asciiTheme="majorHAnsi" w:eastAsiaTheme="majorEastAsia" w:hAnsiTheme="majorHAnsi" w:cstheme="majorBidi"/>
+        <w:rFonts/>
         <w:b/>
         <w:bCs/>
       </w:rPr>
@@ -3692,7 +3511,7 @@
         <w:spacing w:before="0" w:after="0" w:line="240" w:lineRule="auto"/>
       </w:pPr>
       <w:rPr>
-        <w:rFonts w:asciiTheme="majorHAnsi" w:eastAsiaTheme="majorEastAsia" w:hAnsiTheme="majorHAnsi" w:cstheme="majorBidi"/>
+        <w:rFonts/>
         <w:b/>
         <w:bCs/>
       </w:rPr>
@@ -3713,7 +3532,7 @@
         <w:spacing w:before="0" w:after="0" w:line="240" w:lineRule="auto"/>
       </w:pPr>
       <w:rPr>
-        <w:rFonts w:asciiTheme="majorHAnsi" w:eastAsiaTheme="majorEastAsia" w:hAnsiTheme="majorHAnsi" w:cstheme="majorBidi"/>
+        <w:rFonts/>
         <w:b/>
         <w:bCs/>
       </w:rPr>
@@ -3731,14 +3550,14 @@
     </w:tblStylePr>
     <w:tblStylePr w:type="firstCol">
       <w:rPr>
-        <w:rFonts w:asciiTheme="majorHAnsi" w:eastAsiaTheme="majorEastAsia" w:hAnsiTheme="majorHAnsi" w:cstheme="majorBidi"/>
+        <w:rFonts/>
         <w:b/>
         <w:bCs/>
       </w:rPr>
     </w:tblStylePr>
     <w:tblStylePr w:type="lastCol">
       <w:rPr>
-        <w:rFonts w:asciiTheme="majorHAnsi" w:eastAsiaTheme="majorEastAsia" w:hAnsiTheme="majorHAnsi" w:cstheme="majorBidi"/>
+        <w:rFonts/>
         <w:b/>
         <w:bCs/>
       </w:rPr>
@@ -3822,7 +3641,7 @@
         <w:spacing w:before="0" w:after="0" w:line="240" w:lineRule="auto"/>
       </w:pPr>
       <w:rPr>
-        <w:rFonts w:asciiTheme="majorHAnsi" w:eastAsiaTheme="majorEastAsia" w:hAnsiTheme="majorHAnsi" w:cstheme="majorBidi"/>
+        <w:rFonts/>
         <w:b/>
         <w:bCs/>
       </w:rPr>
@@ -3843,7 +3662,7 @@
         <w:spacing w:before="0" w:after="0" w:line="240" w:lineRule="auto"/>
       </w:pPr>
       <w:rPr>
-        <w:rFonts w:asciiTheme="majorHAnsi" w:eastAsiaTheme="majorEastAsia" w:hAnsiTheme="majorHAnsi" w:cstheme="majorBidi"/>
+        <w:rFonts/>
         <w:b/>
         <w:bCs/>
       </w:rPr>
@@ -3861,14 +3680,14 @@
     </w:tblStylePr>
     <w:tblStylePr w:type="firstCol">
       <w:rPr>
-        <w:rFonts w:asciiTheme="majorHAnsi" w:eastAsiaTheme="majorEastAsia" w:hAnsiTheme="majorHAnsi" w:cstheme="majorBidi"/>
+        <w:rFonts/>
         <w:b/>
         <w:bCs/>
       </w:rPr>
     </w:tblStylePr>
     <w:tblStylePr w:type="lastCol">
       <w:rPr>
-        <w:rFonts w:asciiTheme="majorHAnsi" w:eastAsiaTheme="majorEastAsia" w:hAnsiTheme="majorHAnsi" w:cstheme="majorBidi"/>
+        <w:rFonts/>
         <w:b/>
         <w:bCs/>
       </w:rPr>
@@ -3952,7 +3771,7 @@
         <w:spacing w:before="0" w:after="0" w:line="240" w:lineRule="auto"/>
       </w:pPr>
       <w:rPr>
-        <w:rFonts w:asciiTheme="majorHAnsi" w:eastAsiaTheme="majorEastAsia" w:hAnsiTheme="majorHAnsi" w:cstheme="majorBidi"/>
+        <w:rFonts/>
         <w:b/>
         <w:bCs/>
       </w:rPr>
@@ -3973,7 +3792,7 @@
         <w:spacing w:before="0" w:after="0" w:line="240" w:lineRule="auto"/>
       </w:pPr>
       <w:rPr>
-        <w:rFonts w:asciiTheme="majorHAnsi" w:eastAsiaTheme="majorEastAsia" w:hAnsiTheme="majorHAnsi" w:cstheme="majorBidi"/>
+        <w:rFonts/>
         <w:b/>
         <w:bCs/>
       </w:rPr>
@@ -3991,14 +3810,14 @@
     </w:tblStylePr>
     <w:tblStylePr w:type="firstCol">
       <w:rPr>
-        <w:rFonts w:asciiTheme="majorHAnsi" w:eastAsiaTheme="majorEastAsia" w:hAnsiTheme="majorHAnsi" w:cstheme="majorBidi"/>
+        <w:rFonts/>
         <w:b/>
         <w:bCs/>
       </w:rPr>
     </w:tblStylePr>
     <w:tblStylePr w:type="lastCol">
       <w:rPr>
-        <w:rFonts w:asciiTheme="majorHAnsi" w:eastAsiaTheme="majorEastAsia" w:hAnsiTheme="majorHAnsi" w:cstheme="majorBidi"/>
+        <w:rFonts/>
         <w:b/>
         <w:bCs/>
       </w:rPr>
@@ -4082,7 +3901,7 @@
         <w:spacing w:before="0" w:after="0" w:line="240" w:lineRule="auto"/>
       </w:pPr>
       <w:rPr>
-        <w:rFonts w:asciiTheme="majorHAnsi" w:eastAsiaTheme="majorEastAsia" w:hAnsiTheme="majorHAnsi" w:cstheme="majorBidi"/>
+        <w:rFonts/>
         <w:b/>
         <w:bCs/>
       </w:rPr>
@@ -4103,7 +3922,7 @@
         <w:spacing w:before="0" w:after="0" w:line="240" w:lineRule="auto"/>
       </w:pPr>
       <w:rPr>
-        <w:rFonts w:asciiTheme="majorHAnsi" w:eastAsiaTheme="majorEastAsia" w:hAnsiTheme="majorHAnsi" w:cstheme="majorBidi"/>
+        <w:rFonts/>
         <w:b/>
         <w:bCs/>
       </w:rPr>
@@ -4121,14 +3940,14 @@
     </w:tblStylePr>
     <w:tblStylePr w:type="firstCol">
       <w:rPr>
-        <w:rFonts w:asciiTheme="majorHAnsi" w:eastAsiaTheme="majorEastAsia" w:hAnsiTheme="majorHAnsi" w:cstheme="majorBidi"/>
+        <w:rFonts/>
         <w:b/>
         <w:bCs/>
       </w:rPr>
     </w:tblStylePr>
     <w:tblStylePr w:type="lastCol">
       <w:rPr>
-        <w:rFonts w:asciiTheme="majorHAnsi" w:eastAsiaTheme="majorEastAsia" w:hAnsiTheme="majorHAnsi" w:cstheme="majorBidi"/>
+        <w:rFonts/>
         <w:b/>
         <w:bCs/>
       </w:rPr>
@@ -5993,7 +5812,7 @@
     </w:tblPr>
     <w:tblStylePr w:type="firstRow">
       <w:rPr>
-        <w:rFonts w:asciiTheme="majorHAnsi" w:eastAsiaTheme="majorEastAsia" w:hAnsiTheme="majorHAnsi" w:cstheme="majorBidi"/>
+        <w:rFonts/>
       </w:rPr>
       <w:tblPr/>
       <w:tcPr>
@@ -6077,7 +5896,7 @@
     </w:tblPr>
     <w:tblStylePr w:type="firstRow">
       <w:rPr>
-        <w:rFonts w:asciiTheme="majorHAnsi" w:eastAsiaTheme="majorEastAsia" w:hAnsiTheme="majorHAnsi" w:cstheme="majorBidi"/>
+        <w:rFonts/>
       </w:rPr>
       <w:tblPr/>
       <w:tcPr>
@@ -6161,7 +5980,7 @@
     </w:tblPr>
     <w:tblStylePr w:type="firstRow">
       <w:rPr>
-        <w:rFonts w:asciiTheme="majorHAnsi" w:eastAsiaTheme="majorEastAsia" w:hAnsiTheme="majorHAnsi" w:cstheme="majorBidi"/>
+        <w:rFonts/>
       </w:rPr>
       <w:tblPr/>
       <w:tcPr>
@@ -6245,7 +6064,7 @@
     </w:tblPr>
     <w:tblStylePr w:type="firstRow">
       <w:rPr>
-        <w:rFonts w:asciiTheme="majorHAnsi" w:eastAsiaTheme="majorEastAsia" w:hAnsiTheme="majorHAnsi" w:cstheme="majorBidi"/>
+        <w:rFonts/>
       </w:rPr>
       <w:tblPr/>
       <w:tcPr>
@@ -6329,7 +6148,7 @@
     </w:tblPr>
     <w:tblStylePr w:type="firstRow">
       <w:rPr>
-        <w:rFonts w:asciiTheme="majorHAnsi" w:eastAsiaTheme="majorEastAsia" w:hAnsiTheme="majorHAnsi" w:cstheme="majorBidi"/>
+        <w:rFonts/>
       </w:rPr>
       <w:tblPr/>
       <w:tcPr>
@@ -6413,7 +6232,7 @@
     </w:tblPr>
     <w:tblStylePr w:type="firstRow">
       <w:rPr>
-        <w:rFonts w:asciiTheme="majorHAnsi" w:eastAsiaTheme="majorEastAsia" w:hAnsiTheme="majorHAnsi" w:cstheme="majorBidi"/>
+        <w:rFonts/>
       </w:rPr>
       <w:tblPr/>
       <w:tcPr>
@@ -6497,7 +6316,7 @@
     </w:tblPr>
     <w:tblStylePr w:type="firstRow">
       <w:rPr>
-        <w:rFonts w:asciiTheme="majorHAnsi" w:eastAsiaTheme="majorEastAsia" w:hAnsiTheme="majorHAnsi" w:cstheme="majorBidi"/>
+        <w:rFonts/>
       </w:rPr>
       <w:tblPr/>
       <w:tcPr>
@@ -6562,7 +6381,7 @@
       <w:spacing w:after="0" w:line="240" w:lineRule="auto"/>
     </w:pPr>
     <w:rPr>
-      <w:rFonts w:asciiTheme="majorHAnsi" w:eastAsiaTheme="majorEastAsia" w:hAnsiTheme="majorHAnsi" w:cstheme="majorBidi"/>
+      <w:rFonts/>
       <w:color w:val="000000" w:themeColor="text1"/>
     </w:rPr>
     <w:tblPr>
@@ -6690,7 +6509,7 @@
       <w:spacing w:after="0" w:line="240" w:lineRule="auto"/>
     </w:pPr>
     <w:rPr>
-      <w:rFonts w:asciiTheme="majorHAnsi" w:eastAsiaTheme="majorEastAsia" w:hAnsiTheme="majorHAnsi" w:cstheme="majorBidi"/>
+      <w:rFonts/>
       <w:color w:val="000000" w:themeColor="text1"/>
     </w:rPr>
     <w:tblPr>
@@ -6818,7 +6637,7 @@
       <w:spacing w:after="0" w:line="240" w:lineRule="auto"/>
     </w:pPr>
     <w:rPr>
-      <w:rFonts w:asciiTheme="majorHAnsi" w:eastAsiaTheme="majorEastAsia" w:hAnsiTheme="majorHAnsi" w:cstheme="majorBidi"/>
+      <w:rFonts/>
       <w:color w:val="000000" w:themeColor="text1"/>
     </w:rPr>
     <w:tblPr>
@@ -6946,7 +6765,7 @@
       <w:spacing w:after="0" w:line="240" w:lineRule="auto"/>
     </w:pPr>
     <w:rPr>
-      <w:rFonts w:asciiTheme="majorHAnsi" w:eastAsiaTheme="majorEastAsia" w:hAnsiTheme="majorHAnsi" w:cstheme="majorBidi"/>
+      <w:rFonts/>
       <w:color w:val="000000" w:themeColor="text1"/>
     </w:rPr>
     <w:tblPr>
@@ -7074,7 +6893,7 @@
       <w:spacing w:after="0" w:line="240" w:lineRule="auto"/>
     </w:pPr>
     <w:rPr>
-      <w:rFonts w:asciiTheme="majorHAnsi" w:eastAsiaTheme="majorEastAsia" w:hAnsiTheme="majorHAnsi" w:cstheme="majorBidi"/>
+      <w:rFonts/>
       <w:color w:val="000000" w:themeColor="text1"/>
     </w:rPr>
     <w:tblPr>
@@ -7202,7 +7021,7 @@
       <w:spacing w:after="0" w:line="240" w:lineRule="auto"/>
     </w:pPr>
     <w:rPr>
-      <w:rFonts w:asciiTheme="majorHAnsi" w:eastAsiaTheme="majorEastAsia" w:hAnsiTheme="majorHAnsi" w:cstheme="majorBidi"/>
+      <w:rFonts/>
       <w:color w:val="000000" w:themeColor="text1"/>
     </w:rPr>
     <w:tblPr>
@@ -7330,7 +7149,7 @@
       <w:spacing w:after="0" w:line="240" w:lineRule="auto"/>
     </w:pPr>
     <w:rPr>
-      <w:rFonts w:asciiTheme="majorHAnsi" w:eastAsiaTheme="majorEastAsia" w:hAnsiTheme="majorHAnsi" w:cstheme="majorBidi"/>
+      <w:rFonts/>
       <w:color w:val="000000" w:themeColor="text1"/>
     </w:rPr>
     <w:tblPr>
@@ -7969,7 +7788,7 @@
       <w:spacing w:after="0" w:line="240" w:lineRule="auto"/>
     </w:pPr>
     <w:rPr>
-      <w:rFonts w:asciiTheme="majorHAnsi" w:eastAsiaTheme="majorEastAsia" w:hAnsiTheme="majorHAnsi" w:cstheme="majorBidi"/>
+      <w:rFonts/>
       <w:color w:val="000000" w:themeColor="text1"/>
     </w:rPr>
     <w:tblPr>
@@ -8094,7 +7913,7 @@
       <w:spacing w:after="0" w:line="240" w:lineRule="auto"/>
     </w:pPr>
     <w:rPr>
-      <w:rFonts w:asciiTheme="majorHAnsi" w:eastAsiaTheme="majorEastAsia" w:hAnsiTheme="majorHAnsi" w:cstheme="majorBidi"/>
+      <w:rFonts/>
       <w:color w:val="000000" w:themeColor="text1"/>
     </w:rPr>
     <w:tblPr>
@@ -8219,7 +8038,7 @@
       <w:spacing w:after="0" w:line="240" w:lineRule="auto"/>
     </w:pPr>
     <w:rPr>
-      <w:rFonts w:asciiTheme="majorHAnsi" w:eastAsiaTheme="majorEastAsia" w:hAnsiTheme="majorHAnsi" w:cstheme="majorBidi"/>
+      <w:rFonts/>
       <w:color w:val="000000" w:themeColor="text1"/>
     </w:rPr>
     <w:tblPr>
@@ -8344,7 +8163,7 @@
       <w:spacing w:after="0" w:line="240" w:lineRule="auto"/>
     </w:pPr>
     <w:rPr>
-      <w:rFonts w:asciiTheme="majorHAnsi" w:eastAsiaTheme="majorEastAsia" w:hAnsiTheme="majorHAnsi" w:cstheme="majorBidi"/>
+      <w:rFonts/>
       <w:color w:val="000000" w:themeColor="text1"/>
     </w:rPr>
     <w:tblPr>
@@ -8469,7 +8288,7 @@
       <w:spacing w:after="0" w:line="240" w:lineRule="auto"/>
     </w:pPr>
     <w:rPr>
-      <w:rFonts w:asciiTheme="majorHAnsi" w:eastAsiaTheme="majorEastAsia" w:hAnsiTheme="majorHAnsi" w:cstheme="majorBidi"/>
+      <w:rFonts/>
       <w:color w:val="000000" w:themeColor="text1"/>
     </w:rPr>
     <w:tblPr>
@@ -8594,7 +8413,7 @@
       <w:spacing w:after="0" w:line="240" w:lineRule="auto"/>
     </w:pPr>
     <w:rPr>
-      <w:rFonts w:asciiTheme="majorHAnsi" w:eastAsiaTheme="majorEastAsia" w:hAnsiTheme="majorHAnsi" w:cstheme="majorBidi"/>
+      <w:rFonts/>
       <w:color w:val="000000" w:themeColor="text1"/>
     </w:rPr>
     <w:tblPr>
@@ -8719,7 +8538,7 @@
       <w:spacing w:after="0" w:line="240" w:lineRule="auto"/>
     </w:pPr>
     <w:rPr>
-      <w:rFonts w:asciiTheme="majorHAnsi" w:eastAsiaTheme="majorEastAsia" w:hAnsiTheme="majorHAnsi" w:cstheme="majorBidi"/>
+      <w:rFonts/>
       <w:color w:val="000000" w:themeColor="text1"/>
     </w:rPr>
     <w:tblPr>
